--- a/docx_chapters/44_ZZZ - Recommended_Books__Resources__and_Organizations.docx
+++ b/docx_chapters/44_ZZZ - Recommended_Books__Resources__and_Organizations.docx
@@ -31,7 +31,7 @@
         </w:numPr>
       </w:pPr>
       <w:r>
-        <w:t xml:space="preserve">Wise, K. (2014).</w:t>
+        <w:t xml:space="preserve">Molloy, J. (2015).</w:t>
       </w:r>
       <w:r>
         <w:t xml:space="preserve"> </w:t>
@@ -41,10 +41,13 @@
           <w:i/>
           <w:iCs/>
         </w:rPr>
-        <w:t xml:space="preserve">Hiking trails of the Great Smoky Mountains: Comprehensive guide</w:t>
-      </w:r>
-      <w:r>
-        <w:t xml:space="preserve">. [Publisher information needed].</w:t>
+        <w:t xml:space="preserve">Best tent camping: Tennessee: Your car-camping guide to scenic beauty, the sounds of nature, and an escape from civilization</w:t>
+      </w:r>
+      <w:r>
+        <w:t xml:space="preserve"> </w:t>
+      </w:r>
+      <w:r>
+        <w:t xml:space="preserve">(2nd ed.). Menasha Ridge Press.</w:t>
       </w:r>
     </w:p>
     <w:p>
@@ -55,7 +58,7 @@
         </w:numPr>
       </w:pPr>
       <w:r>
-        <w:t xml:space="preserve">Molloy, J. (2015).</w:t>
+        <w:t xml:space="preserve">Molloy, J. (2012).</w:t>
       </w:r>
       <w:r>
         <w:t xml:space="preserve"> </w:t>
@@ -65,13 +68,10 @@
           <w:i/>
           <w:iCs/>
         </w:rPr>
-        <w:t xml:space="preserve">Best tent camping: Tennessee: Your car-camping guide to scenic beauty, the sounds of nature, and an escape from civilization</w:t>
-      </w:r>
-      <w:r>
-        <w:t xml:space="preserve"> </w:t>
-      </w:r>
-      <w:r>
-        <w:t xml:space="preserve">(2nd ed.). Menasha Ridge Press.</w:t>
+        <w:t xml:space="preserve">Explorer’s guide 50 hikes on Tennessee’s Cumberland Plateau</w:t>
+      </w:r>
+      <w:r>
+        <w:t xml:space="preserve">. Countryman Press.</w:t>
       </w:r>
     </w:p>
     <w:p>
@@ -82,7 +82,7 @@
         </w:numPr>
       </w:pPr>
       <w:r>
-        <w:t xml:space="preserve">Molloy, J. (2012).</w:t>
+        <w:t xml:space="preserve">Molloy, J. (2021).</w:t>
       </w:r>
       <w:r>
         <w:t xml:space="preserve"> </w:t>
@@ -92,10 +92,13 @@
           <w:i/>
           <w:iCs/>
         </w:rPr>
-        <w:t xml:space="preserve">Explorer’s guide 50 hikes on Tennessee’s Cumberland Plateau</w:t>
-      </w:r>
-      <w:r>
-        <w:t xml:space="preserve">. Countryman Press.</w:t>
+        <w:t xml:space="preserve">Five-star trails: Knoxville: 40 spectacular hikes in the heart of East Tennessee</w:t>
+      </w:r>
+      <w:r>
+        <w:t xml:space="preserve"> </w:t>
+      </w:r>
+      <w:r>
+        <w:t xml:space="preserve">(2nd ed.). Menasha Ridge Press.</w:t>
       </w:r>
     </w:p>
     <w:p>
@@ -106,7 +109,7 @@
         </w:numPr>
       </w:pPr>
       <w:r>
-        <w:t xml:space="preserve">Molloy, J. (2021).</w:t>
+        <w:t xml:space="preserve">Wise, K. (2014).</w:t>
       </w:r>
       <w:r>
         <w:t xml:space="preserve"> </w:t>
@@ -116,13 +119,21 @@
           <w:i/>
           <w:iCs/>
         </w:rPr>
-        <w:t xml:space="preserve">Five-star trails: Knoxville: 40 spectacular hikes in the heart of East Tennessee</w:t>
-      </w:r>
-      <w:r>
-        <w:t xml:space="preserve"> </w:t>
-      </w:r>
-      <w:r>
-        <w:t xml:space="preserve">(2nd ed.). Menasha Ridge Press.</w:t>
+        <w:t xml:space="preserve">Hiking trails of the Great Smoky Mountains: Comprehensive guide</w:t>
+      </w:r>
+      <w:r>
+        <w:t xml:space="preserve">. University of Tennessee Press.</w:t>
+      </w:r>
+    </w:p>
+    <w:p>
+      <w:pPr>
+        <w:numPr>
+          <w:ilvl w:val="0"/>
+          <w:numId w:val="1001"/>
+        </w:numPr>
+      </w:pPr>
+      <w:r>
+        <w:t xml:space="preserve">Hubbs, H., Maynard, C., &amp; Morris, D. (2020). Family Hiking in the Smokies. University of Tennessee Press.</w:t>
       </w:r>
     </w:p>
     <w:p>
@@ -266,7 +277,7 @@
         </w:numPr>
       </w:pPr>
       <w:r>
-        <w:t xml:space="preserve">White, P. (2000).</w:t>
+        <w:t xml:space="preserve">Kemp, S. (1993).</w:t>
       </w:r>
       <w:r>
         <w:t xml:space="preserve"> </w:t>
@@ -276,7 +287,7 @@
           <w:i/>
           <w:iCs/>
         </w:rPr>
-        <w:t xml:space="preserve">Wildflowers of the Smokies</w:t>
+        <w:t xml:space="preserve">Trees of the Smokies</w:t>
       </w:r>
       <w:r>
         <w:t xml:space="preserve">. Great Smoky Mountains Association.</w:t>
@@ -290,7 +301,7 @@
         </w:numPr>
       </w:pPr>
       <w:r>
-        <w:t xml:space="preserve">Kemp, S. (1993).</w:t>
+        <w:t xml:space="preserve">Tilley, S. G., &amp; Huheey, J. E. (2001).</w:t>
       </w:r>
       <w:r>
         <w:t xml:space="preserve"> </w:t>
@@ -300,7 +311,7 @@
           <w:i/>
           <w:iCs/>
         </w:rPr>
-        <w:t xml:space="preserve">Trees of the Smokies</w:t>
+        <w:t xml:space="preserve">Reptiles and amphibians of the Smokies</w:t>
       </w:r>
       <w:r>
         <w:t xml:space="preserve">. Great Smoky Mountains Association.</w:t>
@@ -314,7 +325,7 @@
         </w:numPr>
       </w:pPr>
       <w:r>
-        <w:t xml:space="preserve">Tilley, S. G., &amp; Huheey, J. E. (2001).</w:t>
+        <w:t xml:space="preserve">White, P. (2000).</w:t>
       </w:r>
       <w:r>
         <w:t xml:space="preserve"> </w:t>
@@ -324,7 +335,7 @@
           <w:i/>
           <w:iCs/>
         </w:rPr>
-        <w:t xml:space="preserve">Reptiles and amphibians of the Smokies</w:t>
+        <w:t xml:space="preserve">Wildflowers of the Smokies</w:t>
       </w:r>
       <w:r>
         <w:t xml:space="preserve">. Great Smoky Mountains Association.</w:t>
@@ -374,7 +385,7 @@
         </w:numPr>
       </w:pPr>
       <w:r>
-        <w:t xml:space="preserve">Ross, C. (2018).</w:t>
+        <w:t xml:space="preserve">Alexander, K. (2017).</w:t>
       </w:r>
       <w:r>
         <w:t xml:space="preserve"> </w:t>
@@ -384,10 +395,10 @@
           <w:i/>
           <w:iCs/>
         </w:rPr>
-        <w:t xml:space="preserve">The world is our classroom: How one family used nature and travel to shape an extraordinary education</w:t>
-      </w:r>
-      <w:r>
-        <w:t xml:space="preserve">. Skyhorse Publishing.</w:t>
+        <w:t xml:space="preserve">The backpacking with kids handbook: Your down and dirty guide to fun outdoor adventures with your kids</w:t>
+      </w:r>
+      <w:r>
+        <w:t xml:space="preserve">. Independently published.</w:t>
       </w:r>
     </w:p>
     <w:p>
@@ -398,7 +409,7 @@
         </w:numPr>
       </w:pPr>
       <w:r>
-        <w:t xml:space="preserve">Alexander, K. (2017).</w:t>
+        <w:t xml:space="preserve">Ross, C. (2018).</w:t>
       </w:r>
       <w:r>
         <w:t xml:space="preserve"> </w:t>
@@ -408,10 +419,10 @@
           <w:i/>
           <w:iCs/>
         </w:rPr>
-        <w:t xml:space="preserve">The backpacking with kids handbook: Your down and dirty guide to fun outdoor adventures with your kids</w:t>
-      </w:r>
-      <w:r>
-        <w:t xml:space="preserve">. Independently published.</w:t>
+        <w:t xml:space="preserve">The world is our classroom: How one family used nature and travel to shape an extraordinary education</w:t>
+      </w:r>
+      <w:r>
+        <w:t xml:space="preserve">. Skyhorse Publishing.</w:t>
       </w:r>
     </w:p>
     <w:p>
@@ -434,7 +445,7 @@
         </w:numPr>
       </w:pPr>
       <w:r>
-        <w:t xml:space="preserve">Oswald, P. (2020).</w:t>
+        <w:t xml:space="preserve">Davis, J. P., &amp; Blevins, H. (2021).</w:t>
       </w:r>
       <w:r>
         <w:t xml:space="preserve"> </w:t>
@@ -444,10 +455,10 @@
           <w:i/>
           <w:iCs/>
         </w:rPr>
-        <w:t xml:space="preserve">Hike</w:t>
-      </w:r>
-      <w:r>
-        <w:t xml:space="preserve">. Candlewick Press.</w:t>
+        <w:t xml:space="preserve">Outdoor school: Hiking and camping, the definitive interactive nature guide</w:t>
+      </w:r>
+      <w:r>
+        <w:t xml:space="preserve">. Odd dot.</w:t>
       </w:r>
     </w:p>
     <w:p>
@@ -458,7 +469,7 @@
         </w:numPr>
       </w:pPr>
       <w:r>
-        <w:t xml:space="preserve">Davis, J. P., &amp; Blevins, H. (2021).</w:t>
+        <w:t xml:space="preserve">Ferrell, A. (2019).</w:t>
       </w:r>
       <w:r>
         <w:t xml:space="preserve"> </w:t>
@@ -468,10 +479,34 @@
           <w:i/>
           <w:iCs/>
         </w:rPr>
-        <w:t xml:space="preserve">Outdoor school: Hiking and camping, the definitive interactive nature guide</w:t>
-      </w:r>
-      <w:r>
-        <w:t xml:space="preserve">. Odd dot.</w:t>
+        <w:t xml:space="preserve">The Hike</w:t>
+      </w:r>
+      <w:r>
+        <w:t xml:space="preserve">. Chronicle Books.</w:t>
+      </w:r>
+    </w:p>
+    <w:p>
+      <w:pPr>
+        <w:numPr>
+          <w:ilvl w:val="0"/>
+          <w:numId w:val="1006"/>
+        </w:numPr>
+      </w:pPr>
+      <w:r>
+        <w:t xml:space="preserve">Oswald, P. (2020).</w:t>
+      </w:r>
+      <w:r>
+        <w:t xml:space="preserve"> </w:t>
+      </w:r>
+      <w:r>
+        <w:rPr>
+          <w:i/>
+          <w:iCs/>
+        </w:rPr>
+        <w:t xml:space="preserve">Hike</w:t>
+      </w:r>
+      <w:r>
+        <w:t xml:space="preserve">. Candlewick Press.</w:t>
       </w:r>
     </w:p>
     <w:bookmarkEnd w:id="20"/>
